--- a/livrables/taff/2026-10-08_cv-cibles/cv-administratif-adv_sobre.docx
+++ b/livrables/taff/2026-10-08_cv-cibles/cv-administratif-adv_sobre.docx
@@ -164,7 +164,7 @@
           <w:rFonts w:eastAsia="Times New Roman"/>
           <w:color w:val="222222"/>
         </w:rPr>
-        <w:t>Relation clients et fournisseurs, négociation</w:t>
+        <w:t>Relation clients et fournisseurs</w:t>
       </w:r>
     </w:p>
     <w:p>
@@ -342,7 +342,7 @@
           <w:rFonts w:eastAsia="Times New Roman"/>
           <w:color w:val="222222"/>
         </w:rPr>
-        <w:t>Organisation des plannings et gestion des emplois du temps de l'équipe</w:t>
+        <w:t>Organisation des plannings d’une équipe de 3 à 6 personnes, 2 à 3 chantiers en parallèle</w:t>
       </w:r>
     </w:p>
     <w:p>
@@ -363,7 +363,7 @@
           <w:rFonts w:eastAsia="Times New Roman"/>
           <w:color w:val="222222"/>
         </w:rPr>
-        <w:t>Formation des collaborateurs aux métiers de la résine</w:t>
+        <w:t>Formation aux métiers de la résine (environ 10 personnes par semaine pendant un an)</w:t>
       </w:r>
     </w:p>
     <w:p>
@@ -432,7 +432,7 @@
           <w:rFonts w:eastAsia="Times New Roman"/>
           <w:color w:val="222222"/>
         </w:rPr>
-        <w:t>Contrôle de conformité des réceptions et des expéditions</w:t>
+        <w:t>Contrôle de conformité des réceptions et des expéditions (2 à 7 palettes par jour)</w:t>
       </w:r>
     </w:p>
     <w:p>
@@ -453,7 +453,7 @@
           <w:rFonts w:eastAsia="Times New Roman"/>
           <w:color w:val="222222"/>
         </w:rPr>
-        <w:t>Suivi et mise à jour des stocks</w:t>
+        <w:t>Suivi des stocks de matières premières et d’emballages (10 à 12 références) sur Excel, pour un fabricant de glaces artisanales</w:t>
       </w:r>
     </w:p>
     <w:p>
@@ -522,7 +522,7 @@
           <w:rFonts w:eastAsia="Times New Roman"/>
           <w:color w:val="222222"/>
         </w:rPr>
-        <w:t>Création et gestion d'une entreprise pendant 6 ans</w:t>
+        <w:t>Création et gestion d’une entreprise pendant 6 ans (CA d’environ 100 000 € par an)</w:t>
       </w:r>
     </w:p>
     <w:p>
@@ -564,7 +564,7 @@
           <w:rFonts w:eastAsia="Times New Roman"/>
           <w:color w:val="222222"/>
         </w:rPr>
-        <w:t>Relation clientèle et négociation avec les fournisseurs</w:t>
+        <w:t>Relation clientèle et interface avec les fournisseurs, coordination de 2 à 3 sous-traitants</w:t>
       </w:r>
     </w:p>
     <w:p>
@@ -585,7 +585,7 @@
           <w:rFonts w:eastAsia="Times New Roman"/>
           <w:color w:val="222222"/>
         </w:rPr>
-        <w:t>Gestion administrative et suivi comptable</w:t>
+        <w:t>Suivi de la rentabilité des chantiers et de la situation financière, en lien avec l’expert-comptable</w:t>
       </w:r>
     </w:p>
     <w:p>
@@ -769,7 +769,6 @@
           <w:sz w:val="24"/>
           <w:szCs w:val="24"/>
         </w:rPr>
-        <w:lastRenderedPageBreak/>
         <w:t>Formation</w:t>
       </w:r>
     </w:p>
@@ -953,7 +952,19 @@
         <w:rPr>
           <w:color w:val="222222"/>
         </w:rPr>
-        <w:t>Langues : anglais, espagnol, portugais (en perfectionnement) | Qualités : À l'écoute, patient, esprit d'initiative</w:t>
+        <w:t xml:space="preserve">Langues : </w:t>
+      </w:r>
+      <w:r>
+        <w:rPr>
+          <w:color w:val="222222"/>
+        </w:rPr>
+        <w:t>espagnol courant, anglais intermédiaire, portugais scolaire</w:t>
+      </w:r>
+      <w:r>
+        <w:rPr>
+          <w:color w:val="222222"/>
+        </w:rPr>
+        <w:t xml:space="preserve"> | Qualités : À l'écoute, patient, esprit d'initiative</w:t>
       </w:r>
     </w:p>
     <w:p>
